--- a/docs/Tickly_Proje_Dokumani.docx
+++ b/docs/Tickly_Proje_Dokumani.docx
@@ -24,23 +24,48 @@
           <w:color w:val="003366"/>
           <w:sz w:val="48"/>
         </w:rPr>
-        <w:t>Help Desk &amp; Ticket Yönetim Sistemi</w:t>
-      </w:r>
-    </w:p>
-    <w:p>
+        <w:t xml:space="preserve">Help Desk &amp; Ticket </w:t>
+      </w:r>
+      <w:proofErr w:type="spellStart"/>
+      <w:r>
+        <w:rPr>
+          <w:color w:val="003366"/>
+          <w:sz w:val="48"/>
+        </w:rPr>
+        <w:t>Yönetim</w:t>
+      </w:r>
+      <w:proofErr w:type="spellEnd"/>
+      <w:r>
+        <w:rPr>
+          <w:color w:val="003366"/>
+          <w:sz w:val="48"/>
+        </w:rPr>
+        <w:t xml:space="preserve"> </w:t>
+      </w:r>
+      <w:proofErr w:type="spellStart"/>
+      <w:r>
+        <w:rPr>
+          <w:color w:val="003366"/>
+          <w:sz w:val="48"/>
+        </w:rPr>
+        <w:t>Sistemi</w:t>
+      </w:r>
+      <w:proofErr w:type="spellEnd"/>
       <w:r>
         <w:br/>
       </w:r>
-      <w:r>
-        <w:br/>
-      </w:r>
-      <w:r>
-        <w:br/>
-      </w:r>
-    </w:p>
-    <w:p>
-      <w:pPr>
+    </w:p>
+    <w:p>
+      <w:pPr>
+        <w:spacing w:before="100" w:beforeAutospacing="1" w:after="100" w:afterAutospacing="1" w:line="240" w:lineRule="auto"/>
         <w:jc w:val="center"/>
+        <w:rPr>
+          <w:rFonts w:ascii="Segoe UI Emoji" w:hAnsi="Segoe UI Emoji" w:cs="Segoe UI Emoji"/>
+          <w:b/>
+          <w:bCs/>
+          <w:sz w:val="24"/>
+          <w:szCs w:val="24"/>
+        </w:rPr>
       </w:pPr>
       <w:r>
         <w:rPr>
@@ -63,6 +88,266 @@
         </w:rPr>
         <w:br/>
       </w:r>
+      <w:r>
+        <w:rPr>
+          <w:rFonts w:ascii="Times New Roman" w:eastAsia="Times New Roman" w:hAnsi="Times New Roman" w:cs="Times New Roman"/>
+          <w:b/>
+          <w:bCs/>
+          <w:sz w:val="24"/>
+          <w:szCs w:val="24"/>
+        </w:rPr>
+        <w:t>Ders:</w:t>
+      </w:r>
+      <w:r>
+        <w:rPr>
+          <w:rFonts w:ascii="Times New Roman" w:eastAsia="Times New Roman" w:hAnsi="Times New Roman" w:cs="Times New Roman"/>
+          <w:sz w:val="24"/>
+          <w:szCs w:val="24"/>
+        </w:rPr>
+        <w:t xml:space="preserve"> </w:t>
+      </w:r>
+      <w:r>
+        <w:rPr>
+          <w:b/>
+          <w:bCs/>
+          <w:sz w:val="24"/>
+          <w:szCs w:val="24"/>
+        </w:rPr>
+        <w:t xml:space="preserve">BLM4531 - </w:t>
+      </w:r>
+      <w:proofErr w:type="spellStart"/>
+      <w:r>
+        <w:rPr>
+          <w:b/>
+          <w:bCs/>
+          <w:sz w:val="24"/>
+          <w:szCs w:val="24"/>
+        </w:rPr>
+        <w:t>Ağ</w:t>
+      </w:r>
+      <w:proofErr w:type="spellEnd"/>
+      <w:r>
+        <w:rPr>
+          <w:b/>
+          <w:bCs/>
+          <w:sz w:val="24"/>
+          <w:szCs w:val="24"/>
+        </w:rPr>
+        <w:t xml:space="preserve"> </w:t>
+      </w:r>
+      <w:proofErr w:type="spellStart"/>
+      <w:r>
+        <w:rPr>
+          <w:b/>
+          <w:bCs/>
+          <w:sz w:val="24"/>
+          <w:szCs w:val="24"/>
+        </w:rPr>
+        <w:t>Tabanlı</w:t>
+      </w:r>
+      <w:proofErr w:type="spellEnd"/>
+      <w:r>
+        <w:rPr>
+          <w:b/>
+          <w:bCs/>
+          <w:sz w:val="24"/>
+          <w:szCs w:val="24"/>
+        </w:rPr>
+        <w:t xml:space="preserve"> </w:t>
+      </w:r>
+      <w:proofErr w:type="spellStart"/>
+      <w:r>
+        <w:rPr>
+          <w:b/>
+          <w:bCs/>
+          <w:sz w:val="24"/>
+          <w:szCs w:val="24"/>
+        </w:rPr>
+        <w:t>Teknolojiler</w:t>
+      </w:r>
+      <w:proofErr w:type="spellEnd"/>
+      <w:r>
+        <w:rPr>
+          <w:b/>
+          <w:bCs/>
+          <w:sz w:val="24"/>
+          <w:szCs w:val="24"/>
+        </w:rPr>
+        <w:t xml:space="preserve"> Ve </w:t>
+      </w:r>
+      <w:proofErr w:type="spellStart"/>
+      <w:r>
+        <w:rPr>
+          <w:b/>
+          <w:bCs/>
+          <w:sz w:val="24"/>
+          <w:szCs w:val="24"/>
+        </w:rPr>
+        <w:t>Uygulamalar</w:t>
+      </w:r>
+      <w:proofErr w:type="spellEnd"/>
+      <w:r>
+        <w:rPr>
+          <w:b/>
+          <w:bCs/>
+          <w:sz w:val="24"/>
+          <w:szCs w:val="24"/>
+        </w:rPr>
+        <w:br/>
+      </w:r>
+      <w:proofErr w:type="spellStart"/>
+      <w:r>
+        <w:rPr>
+          <w:rFonts w:ascii="Times New Roman" w:eastAsia="Times New Roman" w:hAnsi="Times New Roman" w:cs="Times New Roman"/>
+          <w:b/>
+          <w:bCs/>
+          <w:sz w:val="24"/>
+          <w:szCs w:val="24"/>
+        </w:rPr>
+        <w:t>Hazırlayan</w:t>
+      </w:r>
+      <w:proofErr w:type="spellEnd"/>
+      <w:r>
+        <w:rPr>
+          <w:rFonts w:ascii="Times New Roman" w:eastAsia="Times New Roman" w:hAnsi="Times New Roman" w:cs="Times New Roman"/>
+          <w:b/>
+          <w:bCs/>
+          <w:sz w:val="24"/>
+          <w:szCs w:val="24"/>
+        </w:rPr>
+        <w:t>:</w:t>
+      </w:r>
+      <w:r>
+        <w:rPr>
+          <w:rFonts w:ascii="Times New Roman" w:eastAsia="Times New Roman" w:hAnsi="Times New Roman" w:cs="Times New Roman"/>
+          <w:sz w:val="24"/>
+          <w:szCs w:val="24"/>
+        </w:rPr>
+        <w:t xml:space="preserve"> </w:t>
+      </w:r>
+      <w:r>
+        <w:rPr>
+          <w:b/>
+          <w:bCs/>
+          <w:sz w:val="24"/>
+          <w:szCs w:val="24"/>
+        </w:rPr>
+        <w:t>Ömer Doğan</w:t>
+      </w:r>
+      <w:r>
+        <w:rPr>
+          <w:rFonts w:ascii="Times New Roman" w:eastAsia="Times New Roman" w:hAnsi="Times New Roman" w:cs="Times New Roman"/>
+          <w:sz w:val="24"/>
+          <w:szCs w:val="24"/>
+        </w:rPr>
+        <w:br/>
+      </w:r>
+      <w:proofErr w:type="spellStart"/>
+      <w:r>
+        <w:rPr>
+          <w:rFonts w:ascii="Times New Roman" w:eastAsia="Times New Roman" w:hAnsi="Times New Roman" w:cs="Times New Roman"/>
+          <w:b/>
+          <w:bCs/>
+          <w:sz w:val="24"/>
+          <w:szCs w:val="24"/>
+        </w:rPr>
+        <w:t>Öğrenci</w:t>
+      </w:r>
+      <w:proofErr w:type="spellEnd"/>
+      <w:r>
+        <w:rPr>
+          <w:rFonts w:ascii="Times New Roman" w:eastAsia="Times New Roman" w:hAnsi="Times New Roman" w:cs="Times New Roman"/>
+          <w:b/>
+          <w:bCs/>
+          <w:sz w:val="24"/>
+          <w:szCs w:val="24"/>
+        </w:rPr>
+        <w:t xml:space="preserve"> No:</w:t>
+      </w:r>
+      <w:r>
+        <w:rPr>
+          <w:rFonts w:ascii="Times New Roman" w:eastAsia="Times New Roman" w:hAnsi="Times New Roman" w:cs="Times New Roman"/>
+          <w:sz w:val="24"/>
+          <w:szCs w:val="24"/>
+        </w:rPr>
+        <w:t xml:space="preserve"> </w:t>
+      </w:r>
+      <w:r>
+        <w:rPr>
+          <w:b/>
+          <w:bCs/>
+          <w:sz w:val="24"/>
+          <w:szCs w:val="24"/>
+        </w:rPr>
+        <w:t>22290528</w:t>
+      </w:r>
+      <w:r>
+        <w:rPr>
+          <w:rFonts w:ascii="Times New Roman" w:eastAsia="Times New Roman" w:hAnsi="Times New Roman" w:cs="Times New Roman"/>
+          <w:sz w:val="24"/>
+          <w:szCs w:val="24"/>
+        </w:rPr>
+        <w:br/>
+      </w:r>
+      <w:proofErr w:type="spellStart"/>
+      <w:r>
+        <w:rPr>
+          <w:rFonts w:ascii="Times New Roman" w:eastAsia="Times New Roman" w:hAnsi="Times New Roman" w:cs="Times New Roman"/>
+          <w:b/>
+          <w:bCs/>
+          <w:sz w:val="24"/>
+          <w:szCs w:val="24"/>
+        </w:rPr>
+        <w:t>Github</w:t>
+      </w:r>
+      <w:proofErr w:type="spellEnd"/>
+      <w:r>
+        <w:rPr>
+          <w:rFonts w:ascii="Times New Roman" w:eastAsia="Times New Roman" w:hAnsi="Times New Roman" w:cs="Times New Roman"/>
+          <w:sz w:val="24"/>
+          <w:szCs w:val="24"/>
+        </w:rPr>
+        <w:t xml:space="preserve">: </w:t>
+      </w:r>
+      <w:hyperlink r:id="rId6" w:history="1">
+        <w:r>
+          <w:rPr>
+            <w:rStyle w:val="Kpr"/>
+            <w:b/>
+            <w:bCs/>
+            <w:sz w:val="24"/>
+            <w:szCs w:val="24"/>
+          </w:rPr>
+          <w:t>https://github.com/bycycomr/tickly</w:t>
+        </w:r>
+      </w:hyperlink>
+      <w:r>
+        <w:rPr>
+          <w:b/>
+          <w:bCs/>
+          <w:sz w:val="24"/>
+          <w:szCs w:val="24"/>
+        </w:rPr>
+        <w:br/>
+      </w:r>
+      <w:hyperlink r:id="rId7" w:history="1">
+        <w:r>
+          <w:rPr>
+            <w:rStyle w:val="Kpr"/>
+            <w:rFonts w:ascii="Segoe UI Emoji" w:hAnsi="Segoe UI Emoji" w:cs="Segoe UI Emoji"/>
+            <w:b/>
+            <w:bCs/>
+            <w:sz w:val="24"/>
+            <w:szCs w:val="24"/>
+          </w:rPr>
+          <w:t>https://www.youtube.com/watch?v=xCsViB2t8aw</w:t>
+        </w:r>
+      </w:hyperlink>
+    </w:p>
+    <w:p>
+      <w:pPr>
+        <w:jc w:val="center"/>
+      </w:pPr>
     </w:p>
     <w:tbl>
       <w:tblPr>
@@ -5070,7 +5355,31 @@
     </w:p>
     <w:p>
       <w:r>
-        <w:t xml:space="preserve">Bu proje, modern yazılım geliştirme prensipleri ve en iyi pratikler uygulanarak geliştirilmiştir. Tickly, şirketlerin destek süreçlerini dijitalleştirmesine ve otomatikleştirmesine olanak sağlayan, </w:t>
+        <w:t xml:space="preserve">Bu proje, modern yazılım geliştirme prensipleri ve en iyi pratikler uygulanarak geliştirilmiştir. Tickly, şirketlerin destek süreçlerini dijitalleştirmesine ve </w:t>
+      </w:r>
+      <w:proofErr w:type="spellStart"/>
+      <w:r>
+        <w:t>otomatikleştirmesine</w:t>
+      </w:r>
+      <w:proofErr w:type="spellEnd"/>
+      <w:r>
+        <w:t xml:space="preserve"> </w:t>
+      </w:r>
+      <w:proofErr w:type="spellStart"/>
+      <w:r>
+        <w:t>olanak</w:t>
+      </w:r>
+      <w:proofErr w:type="spellEnd"/>
+      <w:r>
+        <w:t xml:space="preserve"> </w:t>
+      </w:r>
+      <w:proofErr w:type="spellStart"/>
+      <w:r>
+        <w:t>sağlayan</w:t>
+      </w:r>
+      <w:proofErr w:type="spellEnd"/>
+      <w:r>
+        <w:t xml:space="preserve">, </w:t>
       </w:r>
       <w:proofErr w:type="spellStart"/>
       <w:r>
@@ -16734,6 +17043,41 @@
       </w:tcPr>
     </w:tblStylePr>
   </w:style>
+  <w:style w:type="character" w:styleId="Kpr">
+    <w:name w:val="Hyperlink"/>
+    <w:basedOn w:val="VarsaylanParagrafYazTipi"/>
+    <w:uiPriority w:val="99"/>
+    <w:unhideWhenUsed/>
+    <w:rsid w:val="002426DD"/>
+    <w:rPr>
+      <w:color w:val="0000FF" w:themeColor="hyperlink"/>
+      <w:u w:val="single"/>
+    </w:rPr>
+  </w:style>
+  <w:style w:type="character" w:styleId="zlenenKpr">
+    <w:name w:val="FollowedHyperlink"/>
+    <w:basedOn w:val="VarsaylanParagrafYazTipi"/>
+    <w:uiPriority w:val="99"/>
+    <w:semiHidden/>
+    <w:unhideWhenUsed/>
+    <w:rsid w:val="004A466D"/>
+    <w:rPr>
+      <w:color w:val="800080" w:themeColor="followedHyperlink"/>
+      <w:u w:val="single"/>
+    </w:rPr>
+  </w:style>
+  <w:style w:type="character" w:styleId="zmlenmeyenBahsetme">
+    <w:name w:val="Unresolved Mention"/>
+    <w:basedOn w:val="VarsaylanParagrafYazTipi"/>
+    <w:uiPriority w:val="99"/>
+    <w:semiHidden/>
+    <w:unhideWhenUsed/>
+    <w:rsid w:val="004A466D"/>
+    <w:rPr>
+      <w:color w:val="605E5C"/>
+      <w:shd w:val="clear" w:color="auto" w:fill="E1DFDD"/>
+    </w:rPr>
+  </w:style>
 </w:styles>
 </file>
 
